--- a/docs/TECHNICAL_REPORT.docx
+++ b/docs/TECHNICAL_REPORT.docx
@@ -4003,6 +4003,44 @@
     </w:p>
     <w:p>
       <w:r>
+        <w:t>Two further terms shape the outcome.</w:t>
+      </w:r>
+    </w:p>
+    <w:p>
+      <w:r>
+        <w:rPr>
+          <w:b/>
+        </w:rPr>
+        <w:t>Cluster-head preference</w:t>
+      </w:r>
+      <w:r>
+        <w:t xml:space="preserve"> (−150). A sensor node reporting to its cluster head is what makes aggregation possible at all; routing around the head would carry the same readings to the sink in three times as many packets. The term is a discount rather than a hard rule, so when the head's link degrades or fails the arithmetic allows an ordinary neighbour to win. This mirrors cluster-member behaviour in LEACH.</w:t>
+      </w:r>
+    </w:p>
+    <w:p>
+      <w:r>
+        <w:rPr>
+          <w:b/>
+        </w:rPr>
+        <w:t>Topology constraint.</w:t>
+      </w:r>
+      <w:r>
+        <w:t xml:space="preserve"> All four boards sit within radio range on one bench, so without a constraint every node would reach the sink in a single hop and the multi-hop forwarding, aggregation and route-recovery mechanisms would never execute. </w:t>
+      </w:r>
+      <w:r>
+        <w:rPr>
+          <w:rFonts w:ascii="Consolas" w:hAnsi="Consolas"/>
+          <w:color w:val="A31D4E"/>
+          <w:sz w:val="19"/>
+        </w:rPr>
+        <w:t>ROUTE_LINK_ALLOWED</w:t>
+      </w:r>
+      <w:r>
+        <w:t xml:space="preserve"> declares the topology the deployment is intended to have — N1 has no direct link to the sink. This is a routing policy, stated explicitly rather than concealed, and it is not a claim about what the radios can hear: distributing the nodes along a corridor would produce the same topology physically, and setting every entry to 1 lets the cost metric discover it unaided.</w:t>
+      </w:r>
+    </w:p>
+    <w:p>
+      <w:r>
         <w:t xml:space="preserve">The RSSI input prefers the Wi-Fi RSSI harvested by the MAC's promiscuous sniffer — which parses </w:t>
       </w:r>
       <w:r>
@@ -6231,6 +6269,28 @@
       </w:r>
       <w:r>
         <w:t xml:space="preserve"> The cluster head grants two nodes the same slot; everything after that — carrier sense, the random draws, the freeze, the ACK — is the real mechanism. Unstaged contention also occurs in every CAP slot.</w:t>
+      </w:r>
+    </w:p>
+    <w:p>
+      <w:r>
+        <w:rPr>
+          <w:b/>
+        </w:rPr>
+        <w:t>The multi-hop topology is declared, not physical.</w:t>
+      </w:r>
+      <w:r>
+        <w:t xml:space="preserve"> With all four boards on one bench, every node is within range of the sink. </w:t>
+      </w:r>
+      <w:r>
+        <w:rPr>
+          <w:rFonts w:ascii="Consolas" w:hAnsi="Consolas"/>
+          <w:color w:val="A31D4E"/>
+          <w:sz w:val="19"/>
+        </w:rPr>
+        <w:t>ROUTE_LINK_ALLOWED</w:t>
+      </w:r>
+      <w:r>
+        <w:t xml:space="preserve"> expresses the intended deployment topology so that the multi-hop mechanisms actually execute. The routing, failure detection and recovery that follow are entirely genuine — only the adjacency is asserted, and spacing the nodes out would make it physical.</w:t>
       </w:r>
     </w:p>
     <w:p>

--- a/docs/TECHNICAL_REPORT.docx
+++ b/docs/TECHNICAL_REPORT.docx
@@ -839,7 +839,79 @@
     </w:p>
     <w:p>
       <w:r>
-        <w:t>The ESP32 has one 2.4 GHz radio shared between Wi-Fi and Bluetooth. When both stacks transmit concurrently, the coexistence arbiter starves the BLE scan window and biases the measured RSSI — which is the precise quantity the localization result depends on. The two subsystems are therefore time-multiplexed, in the same order the evaluation guidelines specify:</w:t>
+        <w:t>The ESP32 has one 2.4 GHz radio shared between Wi-Fi and Bluetooth.</w:t>
+      </w:r>
+    </w:p>
+    <w:p>
+      <w:r>
+        <w:t xml:space="preserve">Advertising is a short burst every few tens of milliseconds and coexists with Wi-Fi without trouble. </w:t>
+      </w:r>
+      <w:r>
+        <w:rPr>
+          <w:b/>
+        </w:rPr>
+        <w:t>Scanning</w:t>
+      </w:r>
+      <w:r>
+        <w:t xml:space="preserve"> is a continuous receive, and that is what genuinely conflicts on a shared radio — it both starves the scan window and biases the RSSI the localization depends on. The split follows from that:</w:t>
+      </w:r>
+    </w:p>
+    <w:p>
+      <w:pPr>
+        <w:pStyle w:val="ListBullet"/>
+        <w:spacing w:after="40"/>
+        <w:ind w:left="340"/>
+      </w:pPr>
+      <w:r>
+        <w:rPr>
+          <w:b/>
+        </w:rPr>
+        <w:t>Every node advertises, always.</w:t>
+      </w:r>
+      <w:r>
+        <w:t xml:space="preserve"> That is what makes an anchor an anchor: discoverable whenever somebody looks. It also removes a phase-alignment problem — boards booted at different times would otherwise drift into different phases and a scan could find no anchors at all.</w:t>
+      </w:r>
+    </w:p>
+    <w:p>
+      <w:pPr>
+        <w:pStyle w:val="ListBullet"/>
+        <w:spacing w:after="40"/>
+        <w:ind w:left="340"/>
+      </w:pPr>
+      <w:r>
+        <w:rPr>
+          <w:b/>
+        </w:rPr>
+        <w:t>Only N1 and N2 scan</w:t>
+      </w:r>
+      <w:r>
+        <w:t>, pausing their network participation to do it. This matches the node table in the brief exactly, where BLE is listed against N1 and N2 but not against the cluster head or the sink.</w:t>
+      </w:r>
+    </w:p>
+    <w:p>
+      <w:pPr>
+        <w:pStyle w:val="ListBullet"/>
+        <w:spacing w:after="40"/>
+        <w:ind w:left="340"/>
+      </w:pPr>
+      <w:r>
+        <w:rPr>
+          <w:b/>
+        </w:rPr>
+        <w:t>N3 and N4 never scan.</w:t>
+      </w:r>
+      <w:r>
+        <w:t xml:space="preserve"> N3 is the time master and scheduler — blocking it for three seconds would stop the whole superframe. N4 must keep serving the dashboard.</w:t>
+      </w:r>
+    </w:p>
+    <w:p>
+      <w:r>
+        <w:t>A scanning node is off the air for about 3 s, roughly 1.5 superframes. The slot-revocation threshold is 4 superframes, comfortably clear of it, and the node waits for its transmit queue to drain before it leaves, so no frame is abandoned mid-handshake.</w:t>
+      </w:r>
+    </w:p>
+    <w:p>
+      <w:r>
+        <w:t>N1 and N2 therefore alternate two phases, in the order the evaluation guidelines specify:</w:t>
       </w:r>
     </w:p>
     <w:p>
@@ -853,7 +925,7 @@
           <w:rFonts w:ascii="Consolas" w:hAnsi="Consolas"/>
           <w:sz w:val="17"/>
         </w:rPr>
-        <w:t xml:space="preserve">   PHASE A · BLE   (~6 s)      PHASE B · Wi-Fi  (~30 s)</w:t>
+        <w:t xml:space="preserve">   PHASE A · BLE scan (~3.5 s)   PHASE B · Wi-Fi  (~30 s)</w:t>
       </w:r>
       <w:r>
         <w:br/>
@@ -863,7 +935,7 @@
           <w:rFonts w:ascii="Consolas" w:hAnsi="Consolas"/>
           <w:sz w:val="17"/>
         </w:rPr>
-        <w:t xml:space="preserve">   advertise + scan        →   beacon / schedule / time sync</w:t>
+        <w:t xml:space="preserve">   active scan              →    beacon / schedule / time sync</w:t>
       </w:r>
       <w:r>
         <w:br/>
@@ -873,7 +945,7 @@
           <w:rFonts w:ascii="Consolas" w:hAnsi="Consolas"/>
           <w:sz w:val="17"/>
         </w:rPr>
-        <w:t xml:space="preserve">   RSSI → median → EWMA        CSMA/CA → TDMA transmission</w:t>
+        <w:t xml:space="preserve">   RSSI → median → EWMA          CSMA/CA → TDMA transmission</w:t>
       </w:r>
       <w:r>
         <w:br/>
@@ -883,7 +955,7 @@
           <w:rFonts w:ascii="Consolas" w:hAnsi="Consolas"/>
           <w:sz w:val="17"/>
         </w:rPr>
-        <w:t xml:space="preserve">   → distance                  aggregation at N3</w:t>
+        <w:t xml:space="preserve">   → distance                    aggregation at N3</w:t>
       </w:r>
       <w:r>
         <w:br/>
@@ -893,7 +965,7 @@
           <w:rFonts w:ascii="Consolas" w:hAnsi="Consolas"/>
           <w:sz w:val="17"/>
         </w:rPr>
-        <w:t xml:space="preserve">   → trilateration             multi-hop → sink</w:t>
+        <w:t xml:space="preserve">   → trilateration               multi-hop → sink</w:t>
       </w:r>
       <w:r>
         <w:br/>
@@ -903,7 +975,7 @@
           <w:rFonts w:ascii="Consolas" w:hAnsi="Consolas"/>
           <w:sz w:val="17"/>
         </w:rPr>
-        <w:t xml:space="preserve">   → error, RMSE               metrics, dashboard, sleep</w:t>
+        <w:t xml:space="preserve">   → error, RMSE                 metrics, dashboard, sleep</w:t>
       </w:r>
       <w:r>
         <w:br/>
@@ -913,7 +985,7 @@
           <w:rFonts w:ascii="Consolas" w:hAnsi="Consolas"/>
           <w:sz w:val="17"/>
         </w:rPr>
-        <w:t xml:space="preserve">   BLE deinit (~60 kB freed)</w:t>
+        <w:t xml:space="preserve">            ↑                                      │</w:t>
       </w:r>
       <w:r>
         <w:br/>
@@ -923,31 +995,12 @@
           <w:rFonts w:ascii="Consolas" w:hAnsi="Consolas"/>
           <w:sz w:val="17"/>
         </w:rPr>
-        <w:t xml:space="preserve">            ↑                                    │</w:t>
-      </w:r>
-      <w:r>
-        <w:br/>
-      </w:r>
-      <w:r>
-        <w:rPr>
-          <w:rFonts w:ascii="Consolas" w:hAnsi="Consolas"/>
-          <w:sz w:val="17"/>
-        </w:rPr>
-        <w:t xml:space="preserve">            └────────────────────────────────────┘</w:t>
+        <w:t xml:space="preserve">            └──────────────────────────────────────┘</w:t>
       </w:r>
     </w:p>
     <w:p>
       <w:r>
-        <w:t xml:space="preserve">Wi-Fi remains </w:t>
-      </w:r>
-      <w:r>
-        <w:rPr>
-          <w:i/>
-        </w:rPr>
-        <w:t>initialised</w:t>
-      </w:r>
-      <w:r>
-        <w:t xml:space="preserve"> throughout; only the BLE stack is cycled, so ESP-NOW peer registrations and the sink's SoftAP survive across phases. The sink is a deliberate exception: it advertises permanently so it is always usable as an anchor, but never scans and never leaves Phase B, because a blocking scan would stall the dashboard it must keep serving.</w:t>
+        <w:t>Both stacks remain initialised throughout — ESP-NOW peer registrations, the sink's SoftAP and BLE advertising all persist across phases; only the scan comes and goes. N3 and N4 have no Phase A: the cluster head must keep the superframe running, and the sink must keep the dashboard reachable.</w:t>
       </w:r>
     </w:p>
     <w:p>

--- a/docs/TECHNICAL_REPORT.docx
+++ b/docs/TECHNICAL_REPORT.docx
@@ -5325,8 +5325,10 @@
     </w:p>
     <w:p>
       <w:r>
-        <w:t xml:space="preserve">Two measurement decisions are worth stating. </w:t>
-      </w:r>
+        <w:t>Three measurement decisions are worth stating.</w:t>
+      </w:r>
+    </w:p>
+    <w:p>
       <w:r>
         <w:rPr>
           <w:rFonts w:ascii="Consolas" w:hAnsi="Consolas"/>
@@ -5336,7 +5338,26 @@
         <w:t>expected</w:t>
       </w:r>
       <w:r>
-        <w:t xml:space="preserve"> is derived from the observed sequence span rather than from a count the source claims to have sent — that is the honest definition at a receiver, because it counts packets the sink never heard about. And duplicates are detected and discarded before counting, since otherwise PDR could exceed 100 %.</w:t>
+        <w:t xml:space="preserve"> is derived from the observed sequence span rather than from a count the source claims to have sent — that is the honest definition at a receiver, because it counts packets the sink never heard about. Duplicates are detected and discarded before counting, since otherwise PDR could exceed 100 %.</w:t>
+      </w:r>
+    </w:p>
+    <w:p>
+      <w:r>
+        <w:t>Data-bearing frames carry their own sequence space, separate from HELLOs and beacons. Sharing one counter would make every data frame appear to be preceded by several lost ones, and PDR would read far below its true value.</w:t>
+      </w:r>
+    </w:p>
+    <w:p>
+      <w:r>
+        <w:t xml:space="preserve">While aggregation is working, a sensor node's raw packets stop at the cluster head by design and never reach the sink, so its </w:t>
+      </w:r>
+      <w:r>
+        <w:rPr>
+          <w:i/>
+        </w:rPr>
+        <w:t>direct</w:t>
+      </w:r>
+      <w:r>
+        <w:t xml:space="preserve"> PDR is not its delivery evidence. The sink instead credits each contributor named in a delivered aggregate's source mask, and reports that as a separate column.</w:t>
       </w:r>
     </w:p>
     <w:p>

--- a/docs/TECHNICAL_REPORT.docx
+++ b/docs/TECHNICAL_REPORT.docx
@@ -3829,6 +3829,39 @@
     </w:p>
     <w:p>
       <w:r>
+        <w:rPr>
+          <w:b/>
+        </w:rPr>
+        <w:t>A measured constraint shapes this.</w:t>
+      </w:r>
+      <w:r>
+        <w:t xml:space="preserve"> </w:t>
+      </w:r>
+      <w:r>
+        <w:rPr>
+          <w:rFonts w:ascii="Consolas" w:hAnsi="Consolas"/>
+          <w:color w:val="A31D4E"/>
+          <w:sz w:val="19"/>
+        </w:rPr>
+        <w:t>esp_wifi_start()</w:t>
+      </w:r>
+      <w:r>
+        <w:t xml:space="preserve"> requires roughly 100 ms to bring the PHY back, which is 40 % of a 250 ms slot. In testing, a node that woke on the slot boundary was still booting its radio when that slot's traffic arrived: ACK loss reached 60–85 % on links measuring −54 dBm, and the resulting phantom link failures drove 70 route changes in a few minutes. A node therefore sleeps through a slot only when the following slot is also idle, which leaves the last idle slot of every run awake as a warm-up slot. The achievable duty cycle falls from a theoretical 50 % to a measured 75 %, and the network becomes reliable. The cluster head stops sleeping altogether as a consequence — neither of its idle slots is followed by another — which is correct, since a scheduler that wakes into its own beacon slot with a cold radio desynchronises the network. </w:t>
+      </w:r>
+      <w:r>
+        <w:rPr>
+          <w:rFonts w:ascii="Consolas" w:hAnsi="Consolas"/>
+          <w:color w:val="A31D4E"/>
+          <w:sz w:val="19"/>
+        </w:rPr>
+        <w:t>ENABLE_LIGHT_SLEEP</w:t>
+      </w:r>
+      <w:r>
+        <w:t xml:space="preserve"> recovers most of the difference, light sleep resuming in milliseconds rather than restarting the driver.</w:t>
+      </w:r>
+    </w:p>
+    <w:p>
+      <w:r>
         <w:br/>
       </w:r>
     </w:p>
@@ -6365,6 +6398,28 @@
       </w:r>
       <w:r>
         <w:t xml:space="preserve"> expresses the intended deployment topology so that the multi-hop mechanisms actually execute. The routing, failure detection and recovery that follow are entirely genuine — only the adjacency is asserted, and spacing the nodes out would make it physical.</w:t>
+      </w:r>
+    </w:p>
+    <w:p>
+      <w:r>
+        <w:rPr>
+          <w:b/>
+        </w:rPr>
+        <w:t>Duty cycling is limited by radio restart latency.</w:t>
+      </w:r>
+      <w:r>
+        <w:t xml:space="preserve"> The 100 ms cost of </w:t>
+      </w:r>
+      <w:r>
+        <w:rPr>
+          <w:rFonts w:ascii="Consolas" w:hAnsi="Consolas"/>
+          <w:color w:val="A31D4E"/>
+          <w:sz w:val="19"/>
+        </w:rPr>
+        <w:t>esp_wifi_start()</w:t>
+      </w:r>
+      <w:r>
+        <w:t xml:space="preserve"> against a 250 ms slot is what caps the achievable duty cycle at 75 %. A longer superframe, or light sleep instead of a driver restart, would both improve it.</w:t>
       </w:r>
     </w:p>
     <w:p>

--- a/docs/TECHNICAL_REPORT.docx
+++ b/docs/TECHNICAL_REPORT.docx
@@ -3764,7 +3764,13 @@
     </w:p>
     <w:p>
       <w:r>
-        <w:t xml:space="preserve">Sleep is real rather than simulated. </w:t>
+        <w:rPr>
+          <w:b/>
+        </w:rPr>
+        <w:t>Radio power-down is implemented but disabled by default, for a reason worth stating.</w:t>
+      </w:r>
+      <w:r>
+        <w:t xml:space="preserve"> </w:t>
       </w:r>
       <w:r>
         <w:rPr>
@@ -3775,7 +3781,7 @@
         <w:t>esp_wifi_stop()</w:t>
       </w:r>
       <w:r>
-        <w:t xml:space="preserve"> powers down the Wi-Fi MAC and PHY — roughly 40 mA on an ESP32 — and the radio is restarted before the next slot in which the node must transmit or receive. The CPU remains awake so the serial log continues to narrate, which is the right trade for a demonstration. </w:t>
+        <w:t xml:space="preserve"> does power down the Wi-Fi MAC and PHY — roughly 40 mA on an ESP32 — but the ESP32 shares one radio between Wi-Fi and Bluetooth, and tearing the Wi-Fi driver down while the BT controller is live drives the coexistence layer into an </w:t>
       </w:r>
       <w:r>
         <w:rPr>
@@ -3783,10 +3789,51 @@
           <w:color w:val="A31D4E"/>
           <w:sz w:val="19"/>
         </w:rPr>
-        <w:t>ENABLE_LIGHT_SLEEP</w:t>
-      </w:r>
-      <w:r>
-        <w:t xml:space="preserve"> switches to </w:t>
+        <w:t>abort()</w:t>
+      </w:r>
+      <w:r>
+        <w:t>. In testing this appeared as a boot loop on exactly N1 and N2, the two nodes that both duty-cycle and advertise over BLE, while N3 and N4 — which never sleep — ran without fault.</w:t>
+      </w:r>
+    </w:p>
+    <w:p>
+      <w:r>
+        <w:t xml:space="preserve">With </w:t>
+      </w:r>
+      <w:r>
+        <w:rPr>
+          <w:rFonts w:ascii="Consolas" w:hAnsi="Consolas"/>
+          <w:color w:val="A31D4E"/>
+          <w:sz w:val="19"/>
+        </w:rPr>
+        <w:t>ENABLE_RADIO_SLEEP</w:t>
+      </w:r>
+      <w:r>
+        <w:t xml:space="preserve"> at 0 the scheduler still does its job in full: it determines which slots each node must be awake for, marks the remainder as sleep slots, extinguishes the activity LED and accounts for them. What it does not do is claim an energy saving it is not making. The </w:t>
+      </w:r>
+      <w:r>
+        <w:rPr>
+          <w:rFonts w:ascii="Consolas" w:hAnsi="Consolas"/>
+          <w:color w:val="A31D4E"/>
+          <w:sz w:val="19"/>
+        </w:rPr>
+        <w:t>sched</w:t>
+      </w:r>
+      <w:r>
+        <w:t xml:space="preserve"> command reports the figure explicitly as </w:t>
+      </w:r>
+      <w:r>
+        <w:rPr>
+          <w:i/>
+        </w:rPr>
+        <w:t>scheduled</w:t>
+      </w:r>
+      <w:r>
+        <w:t xml:space="preserve"> sleep and states that the PHY remained powered.</w:t>
+      </w:r>
+    </w:p>
+    <w:p>
+      <w:r>
+        <w:t xml:space="preserve">Genuine power-down requires the BT controller to be down on the same node, or </w:t>
       </w:r>
       <w:r>
         <w:rPr>
@@ -3797,29 +3844,7 @@
         <w:t>esp_light_sleep_start()</w:t>
       </w:r>
       <w:r>
-        <w:t xml:space="preserve">, sleeping the whole SoC to under a milliamp; </w:t>
-      </w:r>
-      <w:r>
-        <w:rPr>
-          <w:rFonts w:ascii="Consolas" w:hAnsi="Consolas"/>
-          <w:color w:val="A31D4E"/>
-          <w:sz w:val="19"/>
-        </w:rPr>
-        <w:t>millis()</w:t>
-      </w:r>
-      <w:r>
-        <w:t xml:space="preserve"> survives it because </w:t>
-      </w:r>
-      <w:r>
-        <w:rPr>
-          <w:rFonts w:ascii="Consolas" w:hAnsi="Consolas"/>
-          <w:color w:val="A31D4E"/>
-          <w:sz w:val="19"/>
-        </w:rPr>
-        <w:t>esp_timer</w:t>
-      </w:r>
-      <w:r>
-        <w:t xml:space="preserve"> is RTC-backed.</w:t>
+        <w:t>, which resumes in milliseconds rather than restarting the driver and does not provoke the coexistence fault. Both paths are present behind compile-time flags.</w:t>
       </w:r>
     </w:p>
     <w:p>
